--- a/tex/ethicsreview/別紙1-1説明書.docx
+++ b/tex/ethicsreview/別紙1-1説明書.docx
@@ -1,6 +1,6 @@
 
 <file path=word/document.xml><?xml version="1.0" encoding="utf-8"?>
-<w:document xmlns:wpc="http://schemas.microsoft.com/office/word/2010/wordprocessingCanvas" xmlns:cx="http://schemas.microsoft.com/office/drawing/2014/chartex" xmlns:mc="http://schemas.openxmlformats.org/markup-compatibility/2006" xmlns:o="urn:schemas-microsoft-com:office:office" xmlns:r="http://schemas.openxmlformats.org/officeDocument/2006/relationships" xmlns:m="http://schemas.openxmlformats.org/officeDocument/2006/math" xmlns:v="urn:schemas-microsoft-com:vml" xmlns:wp14="http://schemas.microsoft.com/office/word/2010/wordprocessingDrawing" xmlns:wp="http://schemas.openxmlformats.org/drawingml/2006/wordprocessingDrawing" xmlns:w10="urn:schemas-microsoft-com:office:word" xmlns:w="http://schemas.openxmlformats.org/wordprocessingml/2006/main" xmlns:w14="http://schemas.microsoft.com/office/word/2010/wordml" xmlns:w15="http://schemas.microsoft.com/office/word/2012/wordml" xmlns:w16se="http://schemas.microsoft.com/office/word/2015/wordml/symex" xmlns:wpg="http://schemas.microsoft.com/office/word/2010/wordprocessingGroup" xmlns:wpi="http://schemas.microsoft.com/office/word/2010/wordprocessingInk" xmlns:wne="http://schemas.microsoft.com/office/word/2006/wordml" xmlns:wps="http://schemas.microsoft.com/office/word/2010/wordprocessingShape" mc:Ignorable="w14 w15 w16se wp14">
+<w:document xmlns:wpc="http://schemas.microsoft.com/office/word/2010/wordprocessingCanvas" xmlns:cx="http://schemas.microsoft.com/office/drawing/2014/chartex" xmlns:cx1="http://schemas.microsoft.com/office/drawing/2015/9/8/chartex" xmlns:cx2="http://schemas.microsoft.com/office/drawing/2015/10/21/chartex" xmlns:cx3="http://schemas.microsoft.com/office/drawing/2016/5/9/chartex" xmlns:cx4="http://schemas.microsoft.com/office/drawing/2016/5/10/chartex" xmlns:cx5="http://schemas.microsoft.com/office/drawing/2016/5/11/chartex" xmlns:cx6="http://schemas.microsoft.com/office/drawing/2016/5/12/chartex" xmlns:cx7="http://schemas.microsoft.com/office/drawing/2016/5/13/chartex" xmlns:cx8="http://schemas.microsoft.com/office/drawing/2016/5/14/chartex" xmlns:mc="http://schemas.openxmlformats.org/markup-compatibility/2006" xmlns:aink="http://schemas.microsoft.com/office/drawing/2016/ink" xmlns:am3d="http://schemas.microsoft.com/office/drawing/2017/model3d" xmlns:o="urn:schemas-microsoft-com:office:office" xmlns:oel="http://schemas.microsoft.com/office/2019/extlst" xmlns:r="http://schemas.openxmlformats.org/officeDocument/2006/relationships" xmlns:m="http://schemas.openxmlformats.org/officeDocument/2006/math" xmlns:v="urn:schemas-microsoft-com:vml" xmlns:wp14="http://schemas.microsoft.com/office/word/2010/wordprocessingDrawing" xmlns:wp="http://schemas.openxmlformats.org/drawingml/2006/wordprocessingDrawing" xmlns:w10="urn:schemas-microsoft-com:office:word" xmlns:w="http://schemas.openxmlformats.org/wordprocessingml/2006/main" xmlns:w14="http://schemas.microsoft.com/office/word/2010/wordml" xmlns:w15="http://schemas.microsoft.com/office/word/2012/wordml" xmlns:w16cex="http://schemas.microsoft.com/office/word/2018/wordml/cex" xmlns:w16cid="http://schemas.microsoft.com/office/word/2016/wordml/cid" xmlns:w16="http://schemas.microsoft.com/office/word/2018/wordml" xmlns:w16du="http://schemas.microsoft.com/office/word/2023/wordml/word16du" xmlns:w16sdtdh="http://schemas.microsoft.com/office/word/2020/wordml/sdtdatahash" xmlns:w16sdtfl="http://schemas.microsoft.com/office/word/2024/wordml/sdtformatlock" xmlns:w16se="http://schemas.microsoft.com/office/word/2015/wordml/symex" xmlns:wpg="http://schemas.microsoft.com/office/word/2010/wordprocessingGroup" xmlns:wpi="http://schemas.microsoft.com/office/word/2010/wordprocessingInk" xmlns:wne="http://schemas.microsoft.com/office/word/2006/wordml" xmlns:wps="http://schemas.microsoft.com/office/word/2010/wordprocessingShape" mc:Ignorable="w14 w15 w16se w16cid w16 w16cex w16sdtdh w16sdtfl w16du wp14">
   <w:body>
     <w:p>
       <w:pPr>
@@ -27,25 +27,7 @@
           <w:sz w:val="32"/>
           <w:szCs w:val="32"/>
         </w:rPr>
-        <w:t>視認性評価器、忠実性評価器を用いた胸部</w:t>
-      </w:r>
-      <w:r>
-        <w:rPr>
-          <w:color w:val="000000" w:themeColor="text1"/>
-          <w:sz w:val="32"/>
-          <w:szCs w:val="32"/>
-          <w:lang w:eastAsia="zh-TW"/>
-        </w:rPr>
-        <w:t>X</w:t>
-      </w:r>
-      <w:r>
-        <w:rPr>
-          <w:rFonts w:hint="eastAsia"/>
-          <w:color w:val="000000" w:themeColor="text1"/>
-          <w:sz w:val="32"/>
-          <w:szCs w:val="32"/>
-        </w:rPr>
-        <w:t>線画像の視認性向上手法</w:t>
+        <w:t>光学シースルー拡張現実における重畳コンテンツの知覚的視認性予測</w:t>
       </w:r>
       <w:r>
         <w:rPr>
@@ -119,23 +101,7 @@
           <w:color w:val="000000" w:themeColor="text1"/>
           <w:szCs w:val="21"/>
         </w:rPr>
-        <w:t>視認性評価器、忠実性評価器を用いた胸部</w:t>
-      </w:r>
-      <w:r>
-        <w:rPr>
-          <w:color w:val="000000" w:themeColor="text1"/>
-          <w:szCs w:val="21"/>
-          <w:lang w:eastAsia="zh-TW"/>
-        </w:rPr>
-        <w:t>X</w:t>
-      </w:r>
-      <w:r>
-        <w:rPr>
-          <w:rFonts w:hint="eastAsia"/>
-          <w:color w:val="000000" w:themeColor="text1"/>
-          <w:szCs w:val="21"/>
-        </w:rPr>
-        <w:t>線画像の視認性向上手法</w:t>
+        <w:t>光学シースルー拡張現実における重畳コンテンツの知覚的視認性予測</w:t>
       </w:r>
       <w:r>
         <w:rPr>
@@ -251,23 +217,7 @@
           <w:color w:val="000000" w:themeColor="text1"/>
           <w:szCs w:val="21"/>
         </w:rPr>
-        <w:t>視認性評価器、忠実性評価器を用いた胸部</w:t>
-      </w:r>
-      <w:r>
-        <w:rPr>
-          <w:color w:val="000000" w:themeColor="text1"/>
-          <w:szCs w:val="21"/>
-          <w:lang w:eastAsia="zh-TW"/>
-        </w:rPr>
-        <w:t>X</w:t>
-      </w:r>
-      <w:r>
-        <w:rPr>
-          <w:rFonts w:hint="eastAsia"/>
-          <w:color w:val="000000" w:themeColor="text1"/>
-          <w:szCs w:val="21"/>
-        </w:rPr>
-        <w:t>線画像の視認性向上手法</w:t>
+        <w:t>光学シースルー拡張現実における重畳コンテンツの知覚的視認性予測</w:t>
       </w:r>
     </w:p>
     <w:p>
@@ -447,7 +397,7 @@
           <w:rFonts w:hint="eastAsia"/>
           <w:szCs w:val="21"/>
         </w:rPr>
-        <w:t>石川</w:t>
+        <w:t>濵田</w:t>
       </w:r>
       <w:r>
         <w:rPr>
@@ -461,7 +411,7 @@
           <w:rFonts w:hint="eastAsia"/>
           <w:szCs w:val="21"/>
         </w:rPr>
-        <w:t>涼一</w:t>
+        <w:t>和希</w:t>
       </w:r>
       <w:r>
         <w:rPr>
@@ -489,45 +439,7 @@
           <w:rFonts w:hint="eastAsia"/>
           <w:szCs w:val="21"/>
         </w:rPr>
-        <w:t>生産技術研究所</w:t>
-      </w:r>
-      <w:r>
-        <w:rPr>
-          <w:rFonts w:hint="eastAsia"/>
-          <w:szCs w:val="21"/>
-        </w:rPr>
-        <w:t>3</w:t>
-      </w:r>
-      <w:r>
-        <w:rPr>
-          <w:rFonts w:hint="eastAsia"/>
-          <w:szCs w:val="21"/>
-        </w:rPr>
-        <w:t>部・特任研究員</w:t>
-      </w:r>
-    </w:p>
-    <w:p>
-      <w:pPr>
-        <w:spacing w:line="320" w:lineRule="exact"/>
-        <w:ind w:leftChars="200" w:left="420"/>
-        <w:jc w:val="left"/>
-        <w:rPr>
-          <w:szCs w:val="21"/>
-        </w:rPr>
-      </w:pPr>
-      <w:r>
-        <w:rPr>
-          <w:rFonts w:hint="eastAsia"/>
-          <w:szCs w:val="21"/>
-        </w:rPr>
-        <w:t>・</w:t>
-      </w:r>
-      <w:r>
-        <w:rPr>
-          <w:rFonts w:hint="eastAsia"/>
-          <w:szCs w:val="21"/>
-        </w:rPr>
-        <w:t>影澤</w:t>
+        <w:t>大学院</w:t>
       </w:r>
       <w:r>
         <w:rPr>
@@ -541,156 +453,21 @@
           <w:rFonts w:hint="eastAsia"/>
           <w:szCs w:val="21"/>
         </w:rPr>
-        <w:t>政隆</w:t>
-      </w:r>
-      <w:r>
-        <w:rPr>
-          <w:szCs w:val="21"/>
-        </w:rPr>
-        <w:tab/>
-      </w:r>
-      <w:r>
-        <w:rPr>
-          <w:szCs w:val="21"/>
-        </w:rPr>
-        <w:tab/>
-      </w:r>
-      <w:r>
-        <w:rPr>
-          <w:rFonts w:hint="eastAsia"/>
-          <w:szCs w:val="21"/>
-        </w:rPr>
-        <w:t>東京大学生産技術研究所</w:t>
-      </w:r>
-      <w:r>
-        <w:rPr>
-          <w:rFonts w:hint="eastAsia"/>
-          <w:szCs w:val="21"/>
-        </w:rPr>
-        <w:t>3</w:t>
-      </w:r>
-      <w:r>
-        <w:rPr>
-          <w:rFonts w:hint="eastAsia"/>
-          <w:szCs w:val="21"/>
-        </w:rPr>
-        <w:t>部・</w:t>
-      </w:r>
-      <w:r>
-        <w:rPr>
-          <w:rFonts w:hint="eastAsia"/>
-          <w:szCs w:val="21"/>
-        </w:rPr>
-        <w:t>助教</w:t>
-      </w:r>
-    </w:p>
-    <w:p>
-      <w:pPr>
-        <w:spacing w:line="320" w:lineRule="exact"/>
-        <w:rPr>
-          <w:rFonts w:ascii="ＭＳ 明朝" w:hAnsi="ＭＳ 明朝"/>
-          <w:szCs w:val="21"/>
-        </w:rPr>
-      </w:pPr>
-      <w:r>
-        <w:rPr>
-          <w:rFonts w:ascii="ＭＳ 明朝" w:hAnsi="ＭＳ 明朝" w:hint="eastAsia"/>
-          <w:szCs w:val="21"/>
-          <w:shd w:val="clear" w:color="auto" w:fill="D99594"/>
+        <w:t>工学系研究科電気系工学専攻</w:t>
+      </w:r>
+      <w:r>
+        <w:rPr>
+          <w:rFonts w:hint="eastAsia"/>
+          <w:szCs w:val="21"/>
         </w:rPr>
         <w:t xml:space="preserve"> </w:t>
       </w:r>
       <w:r>
         <w:rPr>
-          <w:rFonts w:ascii="ＭＳ 明朝" w:hAnsi="ＭＳ 明朝" w:hint="eastAsia"/>
-          <w:szCs w:val="21"/>
-        </w:rPr>
-        <w:t xml:space="preserve"> </w:t>
-      </w:r>
-      <w:r>
-        <w:rPr>
-          <w:rFonts w:ascii="ＭＳ 明朝" w:hAnsi="ＭＳ 明朝" w:hint="eastAsia"/>
-          <w:szCs w:val="21"/>
-        </w:rPr>
-        <w:t>共同研究機関の研究者の</w:t>
-      </w:r>
-      <w:r>
-        <w:rPr>
-          <w:rFonts w:hint="eastAsia"/>
-          <w:szCs w:val="21"/>
-        </w:rPr>
-        <w:t>氏名・所属・職名</w:t>
-      </w:r>
-    </w:p>
-    <w:p>
-      <w:pPr>
-        <w:spacing w:line="320" w:lineRule="exact"/>
-        <w:ind w:leftChars="200" w:left="420"/>
-        <w:jc w:val="left"/>
-        <w:rPr>
-          <w:szCs w:val="21"/>
-        </w:rPr>
-      </w:pPr>
-      <w:r>
-        <w:rPr>
-          <w:rFonts w:hint="eastAsia"/>
-          <w:szCs w:val="21"/>
-        </w:rPr>
-        <w:t>・仲橋</w:t>
-      </w:r>
-      <w:r>
-        <w:rPr>
-          <w:rFonts w:hint="eastAsia"/>
-          <w:szCs w:val="21"/>
-        </w:rPr>
-        <w:t xml:space="preserve"> </w:t>
-      </w:r>
-      <w:r>
-        <w:rPr>
-          <w:rFonts w:hint="eastAsia"/>
-          <w:szCs w:val="21"/>
-        </w:rPr>
-        <w:t>孝博</w:t>
-      </w:r>
-      <w:r>
-        <w:rPr>
-          <w:rFonts w:hint="eastAsia"/>
-          <w:szCs w:val="21"/>
-        </w:rPr>
-        <w:t xml:space="preserve"> </w:t>
-      </w:r>
-      <w:r>
-        <w:rPr>
-          <w:szCs w:val="21"/>
-        </w:rPr>
-        <w:tab/>
-      </w:r>
-      <w:r>
-        <w:rPr>
-          <w:szCs w:val="21"/>
-        </w:rPr>
-        <w:tab/>
-      </w:r>
-      <w:r>
-        <w:rPr>
-          <w:rFonts w:hint="eastAsia"/>
-          <w:szCs w:val="21"/>
-        </w:rPr>
-        <w:t>エア・ウォーター株式会社</w:t>
-      </w:r>
-      <w:r>
-        <w:rPr>
-          <w:rFonts w:hint="eastAsia"/>
-          <w:szCs w:val="21"/>
-        </w:rPr>
-        <w:t xml:space="preserve"> </w:t>
-      </w:r>
-      <w:r>
-        <w:rPr>
-          <w:rFonts w:hint="eastAsia"/>
-          <w:szCs w:val="21"/>
-        </w:rPr>
-        <w:t>参事</w:t>
+          <w:rFonts w:hint="eastAsia"/>
+          <w:szCs w:val="21"/>
+        </w:rPr>
+        <w:t>学生</w:t>
       </w:r>
     </w:p>
     <w:p>
@@ -751,19 +528,7 @@
         <w:rPr>
           <w:rFonts w:ascii="ＭＳ 明朝" w:hAnsi="ＭＳ 明朝" w:hint="eastAsia"/>
         </w:rPr>
-        <w:t>胸部X線画像中</w:t>
-      </w:r>
-      <w:r>
-        <w:rPr>
-          <w:rFonts w:ascii="ＭＳ 明朝" w:hAnsi="ＭＳ 明朝" w:hint="eastAsia"/>
-        </w:rPr>
-        <w:t>において、画像の「忠実性」を維持したまま、病変の「視認性」を向上させる画像処理手法を開発することです。言い換えれば元のX線画像の情報を保ったまま、</w:t>
-      </w:r>
-      <w:r>
-        <w:rPr>
-          <w:rFonts w:ascii="ＭＳ 明朝" w:hAnsi="ＭＳ 明朝" w:hint="eastAsia"/>
-        </w:rPr>
-        <w:t>病変をみやすくすることです。</w:t>
+        <w:t>光学シースルー型の拡張現実環境において、背景との光学的重畳によって変化する表示の視認性を予測するモデルを構築することです。</w:t>
       </w:r>
     </w:p>
     <w:p>
@@ -782,19 +547,13 @@
         <w:rPr>
           <w:rFonts w:ascii="ＭＳ 明朝" w:hAnsi="ＭＳ 明朝" w:hint="eastAsia"/>
         </w:rPr>
-        <w:t>この研究を進めることで医療診断において、</w:t>
-      </w:r>
-      <w:r>
-        <w:rPr>
-          <w:rFonts w:ascii="ＭＳ 明朝" w:hAnsi="ＭＳ 明朝" w:hint="eastAsia"/>
-        </w:rPr>
-        <w:t>医師</w:t>
-      </w:r>
-      <w:r>
-        <w:rPr>
-          <w:rFonts w:ascii="ＭＳ 明朝" w:hAnsi="ＭＳ 明朝" w:hint="eastAsia"/>
-        </w:rPr>
-        <w:t>の診察補助に役立つことが期待されます。</w:t>
+        <w:t>この研究を進めることで</w:t>
+      </w:r>
+      <w:r>
+        <w:rPr>
+          <w:rFonts w:ascii="ＭＳ 明朝" w:hAnsi="ＭＳ 明朝" w:hint="eastAsia"/>
+        </w:rPr>
+        <w:t>スマートグラスや自動車のヘッドアップディスプレイなど、次世代デバイスにおける表示品質やユーザーエクスペリエンス、安全性の向上が見込まれます。</w:t>
       </w:r>
     </w:p>
     <w:p>
@@ -938,7 +697,14 @@
           <w:rFonts w:hAnsi="ＭＳ 明朝" w:hint="eastAsia"/>
           <w:szCs w:val="21"/>
         </w:rPr>
-        <w:t>この実験の主な目的は、いくつかの画像処理手法と我々の手法を比較することです。</w:t>
+        <w:t>この実験の主な目的は、</w:t>
+      </w:r>
+      <w:r>
+        <w:rPr>
+          <w:rFonts w:hAnsi="ＭＳ 明朝" w:hint="eastAsia"/>
+          <w:szCs w:val="21"/>
+        </w:rPr>
+        <w:t>光学シースルー環境における人の視覚系のはたらきや判断を定量化することです。</w:t>
       </w:r>
     </w:p>
     <w:p>
@@ -967,6 +733,13 @@
           <w:szCs w:val="21"/>
         </w:rPr>
         <w:t>15</w:t>
+      </w:r>
+      <w:r>
+        <w:rPr>
+          <w:rFonts w:hAnsi="ＭＳ 明朝" w:hint="eastAsia"/>
+          <w:szCs w:val="21"/>
+        </w:rPr>
+        <w:t>~30</w:t>
       </w:r>
       <w:r>
         <w:rPr>
@@ -1054,7 +827,6 @@
                 <w:sz w:val="28"/>
                 <w:szCs w:val="28"/>
               </w:rPr>
-              <w:lastRenderedPageBreak/>
               <w:t>２</w:t>
             </w:r>
             <w:r>
@@ -1104,7 +876,15 @@
           <w:rFonts w:ascii="ＭＳ 明朝" w:hAnsi="ＭＳ 明朝" w:hint="eastAsia"/>
           <w:szCs w:val="21"/>
         </w:rPr>
-        <w:t>一旦ご同意いただいた後で、もし同意を撤回される場合は、同意撤回書に署名</w:t>
+        <w:t>一旦ご</w:t>
+      </w:r>
+      <w:r>
+        <w:rPr>
+          <w:rFonts w:ascii="ＭＳ 明朝" w:hAnsi="ＭＳ 明朝" w:hint="eastAsia"/>
+          <w:szCs w:val="21"/>
+        </w:rPr>
+        <w:lastRenderedPageBreak/>
+        <w:t>同意いただいた後で、もし同意を撤回される場合は、同意撤回書に署名</w:t>
       </w:r>
       <w:r>
         <w:rPr>
@@ -1488,71 +1268,7 @@
           <w:color w:val="000000" w:themeColor="text1"/>
           <w:szCs w:val="21"/>
         </w:rPr>
-        <w:t>。匿名化</w:t>
-      </w:r>
-      <w:r>
-        <w:rPr>
-          <w:rFonts w:ascii="ＭＳ 明朝" w:hAnsi="ＭＳ 明朝"/>
-          <w:color w:val="000000" w:themeColor="text1"/>
-          <w:szCs w:val="21"/>
-        </w:rPr>
-        <w:t>した</w:t>
-      </w:r>
-      <w:r>
-        <w:rPr>
-          <w:rFonts w:ascii="ＭＳ 明朝" w:hAnsi="ＭＳ 明朝" w:hint="eastAsia"/>
-          <w:color w:val="000000" w:themeColor="text1"/>
-          <w:szCs w:val="21"/>
-        </w:rPr>
-        <w:t>回答を解析したものを</w:t>
-      </w:r>
-      <w:r>
-        <w:rPr>
-          <w:rFonts w:ascii="ＭＳ 明朝" w:hAnsi="ＭＳ 明朝" w:hint="eastAsia"/>
-          <w:color w:val="000000" w:themeColor="text1"/>
-          <w:szCs w:val="21"/>
-        </w:rPr>
-        <w:t>、共同研究機関である</w:t>
-      </w:r>
-      <w:r>
-        <w:rPr>
-          <w:rFonts w:ascii="ＭＳ 明朝" w:hAnsi="ＭＳ 明朝" w:hint="eastAsia"/>
-          <w:color w:val="000000" w:themeColor="text1"/>
-          <w:szCs w:val="21"/>
-        </w:rPr>
-        <w:t>エア・ウォーター株式会社</w:t>
-      </w:r>
-      <w:r>
-        <w:rPr>
-          <w:rFonts w:ascii="ＭＳ 明朝" w:hAnsi="ＭＳ 明朝" w:hint="eastAsia"/>
-          <w:color w:val="000000" w:themeColor="text1"/>
-          <w:szCs w:val="21"/>
-        </w:rPr>
-        <w:t>に提供することがありますが</w:t>
-      </w:r>
-      <w:r>
-        <w:rPr>
-          <w:rFonts w:ascii="ＭＳ 明朝" w:hAnsi="ＭＳ 明朝"/>
-          <w:color w:val="000000" w:themeColor="text1"/>
-          <w:szCs w:val="21"/>
-        </w:rPr>
-        <w:t>、個人情報を</w:t>
-      </w:r>
-      <w:r>
-        <w:rPr>
-          <w:rFonts w:ascii="ＭＳ 明朝" w:hAnsi="ＭＳ 明朝" w:hint="eastAsia"/>
-          <w:color w:val="000000" w:themeColor="text1"/>
-          <w:szCs w:val="21"/>
-        </w:rPr>
-        <w:t>提供することは</w:t>
-      </w:r>
-      <w:r>
-        <w:rPr>
-          <w:rFonts w:ascii="ＭＳ 明朝" w:hAnsi="ＭＳ 明朝"/>
-          <w:color w:val="000000" w:themeColor="text1"/>
-          <w:szCs w:val="21"/>
-        </w:rPr>
-        <w:t>ありません。</w:t>
+        <w:t>。</w:t>
       </w:r>
     </w:p>
     <w:p>
@@ -1661,19 +1377,7 @@
         <w:rPr>
           <w:rFonts w:hint="eastAsia"/>
         </w:rPr>
-        <w:t>X</w:t>
-      </w:r>
-      <w:r>
-        <w:rPr>
-          <w:rFonts w:hint="eastAsia"/>
-        </w:rPr>
-        <w:t>線画像の診断補助</w:t>
-      </w:r>
-      <w:r>
-        <w:rPr>
-          <w:rFonts w:hint="eastAsia"/>
-        </w:rPr>
-        <w:t>の</w:t>
+        <w:t>光学シースルー環境における品質向上の</w:t>
       </w:r>
       <w:r>
         <w:rPr>
@@ -1769,47 +1473,6 @@
     </w:tbl>
     <w:p>
       <w:pPr>
-        <w:pStyle w:val="a3"/>
-        <w:wordWrap/>
-        <w:spacing w:before="240" w:line="320" w:lineRule="exact"/>
-        <w:ind w:leftChars="100" w:left="210"/>
-        <w:rPr>
-          <w:rFonts w:ascii="ＭＳ 明朝" w:hAnsi="ＭＳ 明朝"/>
-        </w:rPr>
-      </w:pPr>
-      <w:r>
-        <w:rPr>
-          <w:rFonts w:ascii="ＭＳ 明朝" w:hAnsi="ＭＳ 明朝" w:hint="eastAsia"/>
-        </w:rPr>
-        <w:t xml:space="preserve">　</w:t>
-      </w:r>
-      <w:r>
-        <w:rPr>
-          <w:rFonts w:ascii="ＭＳ 明朝" w:hAnsi="ＭＳ 明朝" w:hint="eastAsia"/>
-        </w:rPr>
-        <w:t>この研究</w:t>
-      </w:r>
-      <w:r>
-        <w:rPr>
-          <w:rFonts w:ascii="ＭＳ 明朝" w:hAnsi="ＭＳ 明朝" w:hint="eastAsia"/>
-        </w:rPr>
-        <w:t>は</w:t>
-      </w:r>
-      <w:r>
-        <w:rPr>
-          <w:rFonts w:ascii="ＭＳ 明朝" w:hAnsi="ＭＳ 明朝" w:hint="eastAsia"/>
-        </w:rPr>
-        <w:t>医療診断における医師の診察補助を目的としていますが、「特定のものを見やすくする」点で他の応用も期待されています</w:t>
-      </w:r>
-      <w:r>
-        <w:rPr>
-          <w:rFonts w:ascii="ＭＳ 明朝" w:hAnsi="ＭＳ 明朝" w:hint="eastAsia"/>
-        </w:rPr>
-        <w:t>。</w:t>
-      </w:r>
-    </w:p>
-    <w:p>
-      <w:pPr>
         <w:adjustRightInd w:val="0"/>
         <w:snapToGrid w:val="0"/>
         <w:ind w:firstLineChars="50" w:firstLine="105"/>
@@ -1830,31 +1493,7 @@
         <w:rPr>
           <w:rFonts w:hint="eastAsia"/>
         </w:rPr>
-        <w:t>実験を受けることで、目が疲れることがあります。</w:t>
-      </w:r>
-      <w:r>
-        <w:rPr>
-          <w:rFonts w:hint="eastAsia"/>
-        </w:rPr>
-        <w:t>また、胸部</w:t>
-      </w:r>
-      <w:r>
-        <w:rPr>
-          <w:rFonts w:hint="eastAsia"/>
-        </w:rPr>
-        <w:t>X</w:t>
-      </w:r>
-      <w:r>
-        <w:rPr>
-          <w:rFonts w:hint="eastAsia"/>
-        </w:rPr>
-        <w:t>線画像を見ることで不快感を感じることも考えられます。</w:t>
-      </w:r>
-      <w:r>
-        <w:rPr>
-          <w:rFonts w:hint="eastAsia"/>
-        </w:rPr>
-        <w:t>違和感</w:t>
+        <w:t>実験を受けることで、目が疲れることがあります。違和感</w:t>
       </w:r>
       <w:r>
         <w:rPr>
@@ -1910,7 +1549,6 @@
           <w:sz w:val="28"/>
           <w:szCs w:val="28"/>
         </w:rPr>
-        <w:lastRenderedPageBreak/>
         <w:t>６．</w:t>
       </w:r>
       <w:r>
@@ -2118,65 +1756,8 @@
           <w:rFonts w:ascii="ＭＳ 明朝" w:hAnsi="ＭＳ 明朝" w:hint="eastAsia"/>
           <w:szCs w:val="21"/>
         </w:rPr>
-        <w:t xml:space="preserve">　この研究に必要な費用を、あなたが負担することはありません。また、この研究に参加していただい</w:t>
-      </w:r>
-      <w:r>
-        <w:rPr>
-          <w:rFonts w:ascii="ＭＳ 明朝" w:hAnsi="ＭＳ 明朝" w:hint="eastAsia"/>
-          <w:szCs w:val="21"/>
-        </w:rPr>
-        <w:t>た</w:t>
-      </w:r>
-      <w:r>
-        <w:rPr>
-          <w:rFonts w:ascii="ＭＳ 明朝" w:hAnsi="ＭＳ 明朝" w:hint="eastAsia"/>
-          <w:szCs w:val="21"/>
-        </w:rPr>
-        <w:t>謝礼</w:t>
-      </w:r>
-      <w:r>
-        <w:rPr>
-          <w:rFonts w:ascii="ＭＳ 明朝" w:hAnsi="ＭＳ 明朝" w:hint="eastAsia"/>
-          <w:szCs w:val="21"/>
-        </w:rPr>
-        <w:t>として、交通費を含め</w:t>
-      </w:r>
-      <w:r>
-        <w:rPr>
-          <w:rFonts w:ascii="ＭＳ 明朝" w:hAnsi="ＭＳ 明朝" w:hint="eastAsia"/>
-          <w:szCs w:val="21"/>
-        </w:rPr>
-        <w:t>2</w:t>
-      </w:r>
-      <w:r>
-        <w:rPr>
-          <w:rFonts w:ascii="ＭＳ 明朝" w:hAnsi="ＭＳ 明朝"/>
-          <w:szCs w:val="21"/>
-        </w:rPr>
-        <w:t>160</w:t>
-      </w:r>
-      <w:r>
-        <w:rPr>
-          <w:rFonts w:ascii="ＭＳ 明朝" w:hAnsi="ＭＳ 明朝" w:hint="eastAsia"/>
-          <w:szCs w:val="21"/>
-        </w:rPr>
-        <w:t>円を</w:t>
-      </w:r>
-      <w:bookmarkStart w:id="0" w:name="_GoBack"/>
-      <w:bookmarkEnd w:id="0"/>
-      <w:r>
-        <w:rPr>
-          <w:rFonts w:ascii="ＭＳ 明朝" w:hAnsi="ＭＳ 明朝" w:hint="eastAsia"/>
-          <w:szCs w:val="21"/>
-        </w:rPr>
-        <w:t>お支払いいたします</w:t>
-      </w:r>
-      <w:r>
-        <w:rPr>
-          <w:rFonts w:ascii="ＭＳ 明朝" w:hAnsi="ＭＳ 明朝" w:hint="eastAsia"/>
-          <w:szCs w:val="21"/>
-        </w:rPr>
-        <w:t>。</w:t>
+        <w:lastRenderedPageBreak/>
+        <w:t xml:space="preserve">　この研究に必要な費用を、あなたが負担することはありません。</w:t>
       </w:r>
     </w:p>
     <w:p>
@@ -2251,35 +1832,14 @@
           <w:rFonts w:ascii="ＭＳ 明朝" w:hAnsi="ＭＳ 明朝" w:hint="eastAsia"/>
           <w:szCs w:val="21"/>
         </w:rPr>
-        <w:t>て実施するものです。なお、この研究に関する費</w:t>
-      </w:r>
-      <w:r>
-        <w:rPr>
-          <w:rFonts w:hint="eastAsia"/>
-          <w:szCs w:val="21"/>
-        </w:rPr>
-        <w:t>用は、東京大学の</w:t>
-      </w:r>
-      <w:r>
-        <w:rPr>
-          <w:rFonts w:hint="eastAsia"/>
-          <w:szCs w:val="21"/>
-        </w:rPr>
-        <w:t>エア・ウォーター</w:t>
-      </w:r>
-      <w:r>
-        <w:rPr>
-          <w:rFonts w:hint="eastAsia"/>
-          <w:szCs w:val="21"/>
-        </w:rPr>
-        <w:t>との共同研究費</w:t>
-      </w:r>
-      <w:r>
-        <w:rPr>
-          <w:rFonts w:hint="eastAsia"/>
-          <w:szCs w:val="21"/>
-        </w:rPr>
-        <w:t>から支出されています。ご意見、ご質問などがございましたら、お気軽に下記までお寄せください。</w:t>
+        <w:t>て実施するものです。</w:t>
+      </w:r>
+      <w:r>
+        <w:rPr>
+          <w:rFonts w:hint="eastAsia"/>
+          <w:szCs w:val="21"/>
+        </w:rPr>
+        <w:t>ご意見、ご質問などがございましたら、お気軽に下記までお寄せください。</w:t>
       </w:r>
     </w:p>
     <w:p>
@@ -2342,7 +1902,7 @@
           <w:rFonts w:hint="eastAsia"/>
           <w:szCs w:val="21"/>
         </w:rPr>
-        <w:t>石川涼一</w:t>
+        <w:t>濵田和希</w:t>
       </w:r>
       <w:r>
         <w:rPr>
@@ -2370,35 +1930,49 @@
           <w:rFonts w:hint="eastAsia"/>
           <w:szCs w:val="21"/>
         </w:rPr>
-        <w:t>生産技術研究所</w:t>
-      </w:r>
-      <w:r>
-        <w:rPr>
-          <w:rFonts w:hint="eastAsia"/>
-          <w:szCs w:val="21"/>
-        </w:rPr>
-        <w:t>3</w:t>
-      </w:r>
-      <w:r>
-        <w:rPr>
-          <w:rFonts w:hint="eastAsia"/>
-          <w:szCs w:val="21"/>
-        </w:rPr>
-        <w:t>部・特任研究員</w:t>
-      </w:r>
-      <w:r>
-        <w:rPr>
-          <w:rFonts w:hint="eastAsia"/>
-          <w:szCs w:val="21"/>
-        </w:rPr>
-        <w:tab/>
-      </w:r>
-      <w:r>
-        <w:rPr>
-          <w:rFonts w:hint="eastAsia"/>
-          <w:szCs w:val="21"/>
-        </w:rPr>
-        <w:tab/>
+        <w:t>大学院</w:t>
+      </w:r>
+      <w:r>
+        <w:rPr>
+          <w:rFonts w:hint="eastAsia"/>
+          <w:szCs w:val="21"/>
+        </w:rPr>
+        <w:t xml:space="preserve"> </w:t>
+      </w:r>
+      <w:r>
+        <w:rPr>
+          <w:rFonts w:hint="eastAsia"/>
+          <w:szCs w:val="21"/>
+        </w:rPr>
+        <w:t>工学研究科</w:t>
+      </w:r>
+      <w:r>
+        <w:rPr>
+          <w:rFonts w:hint="eastAsia"/>
+          <w:szCs w:val="21"/>
+        </w:rPr>
+        <w:t xml:space="preserve"> </w:t>
+      </w:r>
+      <w:r>
+        <w:rPr>
+          <w:rFonts w:hint="eastAsia"/>
+          <w:szCs w:val="21"/>
+        </w:rPr>
+        <w:t>電気系工学専攻</w:t>
+      </w:r>
+      <w:r>
+        <w:rPr>
+          <w:rFonts w:hint="eastAsia"/>
+          <w:szCs w:val="21"/>
+        </w:rPr>
+        <w:t xml:space="preserve"> </w:t>
+      </w:r>
+      <w:r>
+        <w:rPr>
+          <w:rFonts w:hint="eastAsia"/>
+          <w:szCs w:val="21"/>
+        </w:rPr>
+        <w:t>修士学生</w:t>
       </w:r>
       <w:r>
         <w:rPr>
@@ -2873,7 +2447,7 @@
 </file>
 
 <file path=word/endnotes.xml><?xml version="1.0" encoding="utf-8"?>
-<w:endnotes xmlns:wpc="http://schemas.microsoft.com/office/word/2010/wordprocessingCanvas" xmlns:cx="http://schemas.microsoft.com/office/drawing/2014/chartex" xmlns:mc="http://schemas.openxmlformats.org/markup-compatibility/2006" xmlns:o="urn:schemas-microsoft-com:office:office" xmlns:r="http://schemas.openxmlformats.org/officeDocument/2006/relationships" xmlns:m="http://schemas.openxmlformats.org/officeDocument/2006/math" xmlns:v="urn:schemas-microsoft-com:vml" xmlns:wp14="http://schemas.microsoft.com/office/word/2010/wordprocessingDrawing" xmlns:wp="http://schemas.openxmlformats.org/drawingml/2006/wordprocessingDrawing" xmlns:w10="urn:schemas-microsoft-com:office:word" xmlns:w="http://schemas.openxmlformats.org/wordprocessingml/2006/main" xmlns:w14="http://schemas.microsoft.com/office/word/2010/wordml" xmlns:w15="http://schemas.microsoft.com/office/word/2012/wordml" xmlns:w16se="http://schemas.microsoft.com/office/word/2015/wordml/symex" xmlns:wpg="http://schemas.microsoft.com/office/word/2010/wordprocessingGroup" xmlns:wpi="http://schemas.microsoft.com/office/word/2010/wordprocessingInk" xmlns:wne="http://schemas.microsoft.com/office/word/2006/wordml" xmlns:wps="http://schemas.microsoft.com/office/word/2010/wordprocessingShape" mc:Ignorable="w14 w15 w16se wp14">
+<w:endnotes xmlns:wpc="http://schemas.microsoft.com/office/word/2010/wordprocessingCanvas" xmlns:cx="http://schemas.microsoft.com/office/drawing/2014/chartex" xmlns:cx1="http://schemas.microsoft.com/office/drawing/2015/9/8/chartex" xmlns:cx2="http://schemas.microsoft.com/office/drawing/2015/10/21/chartex" xmlns:cx3="http://schemas.microsoft.com/office/drawing/2016/5/9/chartex" xmlns:cx4="http://schemas.microsoft.com/office/drawing/2016/5/10/chartex" xmlns:cx5="http://schemas.microsoft.com/office/drawing/2016/5/11/chartex" xmlns:cx6="http://schemas.microsoft.com/office/drawing/2016/5/12/chartex" xmlns:cx7="http://schemas.microsoft.com/office/drawing/2016/5/13/chartex" xmlns:cx8="http://schemas.microsoft.com/office/drawing/2016/5/14/chartex" xmlns:mc="http://schemas.openxmlformats.org/markup-compatibility/2006" xmlns:aink="http://schemas.microsoft.com/office/drawing/2016/ink" xmlns:am3d="http://schemas.microsoft.com/office/drawing/2017/model3d" xmlns:o="urn:schemas-microsoft-com:office:office" xmlns:oel="http://schemas.microsoft.com/office/2019/extlst" xmlns:r="http://schemas.openxmlformats.org/officeDocument/2006/relationships" xmlns:m="http://schemas.openxmlformats.org/officeDocument/2006/math" xmlns:v="urn:schemas-microsoft-com:vml" xmlns:wp14="http://schemas.microsoft.com/office/word/2010/wordprocessingDrawing" xmlns:wp="http://schemas.openxmlformats.org/drawingml/2006/wordprocessingDrawing" xmlns:w10="urn:schemas-microsoft-com:office:word" xmlns:w="http://schemas.openxmlformats.org/wordprocessingml/2006/main" xmlns:w14="http://schemas.microsoft.com/office/word/2010/wordml" xmlns:w15="http://schemas.microsoft.com/office/word/2012/wordml" xmlns:w16cex="http://schemas.microsoft.com/office/word/2018/wordml/cex" xmlns:w16cid="http://schemas.microsoft.com/office/word/2016/wordml/cid" xmlns:w16="http://schemas.microsoft.com/office/word/2018/wordml" xmlns:w16du="http://schemas.microsoft.com/office/word/2023/wordml/word16du" xmlns:w16sdtdh="http://schemas.microsoft.com/office/word/2020/wordml/sdtdatahash" xmlns:w16sdtfl="http://schemas.microsoft.com/office/word/2024/wordml/sdtformatlock" xmlns:w16se="http://schemas.microsoft.com/office/word/2015/wordml/symex" xmlns:wpg="http://schemas.microsoft.com/office/word/2010/wordprocessingGroup" xmlns:wpi="http://schemas.microsoft.com/office/word/2010/wordprocessingInk" xmlns:wne="http://schemas.microsoft.com/office/word/2006/wordml" xmlns:wps="http://schemas.microsoft.com/office/word/2010/wordprocessingShape" mc:Ignorable="w14 w15 w16se w16cid w16 w16cex w16sdtdh w16sdtfl w16du wp14">
   <w:endnote w:type="separator" w:id="-1">
     <w:p>
       <w:r>
@@ -2892,7 +2466,7 @@
 </file>
 
 <file path=word/footnotes.xml><?xml version="1.0" encoding="utf-8"?>
-<w:footnotes xmlns:wpc="http://schemas.microsoft.com/office/word/2010/wordprocessingCanvas" xmlns:cx="http://schemas.microsoft.com/office/drawing/2014/chartex" xmlns:mc="http://schemas.openxmlformats.org/markup-compatibility/2006" xmlns:o="urn:schemas-microsoft-com:office:office" xmlns:r="http://schemas.openxmlformats.org/officeDocument/2006/relationships" xmlns:m="http://schemas.openxmlformats.org/officeDocument/2006/math" xmlns:v="urn:schemas-microsoft-com:vml" xmlns:wp14="http://schemas.microsoft.com/office/word/2010/wordprocessingDrawing" xmlns:wp="http://schemas.openxmlformats.org/drawingml/2006/wordprocessingDrawing" xmlns:w10="urn:schemas-microsoft-com:office:word" xmlns:w="http://schemas.openxmlformats.org/wordprocessingml/2006/main" xmlns:w14="http://schemas.microsoft.com/office/word/2010/wordml" xmlns:w15="http://schemas.microsoft.com/office/word/2012/wordml" xmlns:w16se="http://schemas.microsoft.com/office/word/2015/wordml/symex" xmlns:wpg="http://schemas.microsoft.com/office/word/2010/wordprocessingGroup" xmlns:wpi="http://schemas.microsoft.com/office/word/2010/wordprocessingInk" xmlns:wne="http://schemas.microsoft.com/office/word/2006/wordml" xmlns:wps="http://schemas.microsoft.com/office/word/2010/wordprocessingShape" mc:Ignorable="w14 w15 w16se wp14">
+<w:footnotes xmlns:wpc="http://schemas.microsoft.com/office/word/2010/wordprocessingCanvas" xmlns:cx="http://schemas.microsoft.com/office/drawing/2014/chartex" xmlns:cx1="http://schemas.microsoft.com/office/drawing/2015/9/8/chartex" xmlns:cx2="http://schemas.microsoft.com/office/drawing/2015/10/21/chartex" xmlns:cx3="http://schemas.microsoft.com/office/drawing/2016/5/9/chartex" xmlns:cx4="http://schemas.microsoft.com/office/drawing/2016/5/10/chartex" xmlns:cx5="http://schemas.microsoft.com/office/drawing/2016/5/11/chartex" xmlns:cx6="http://schemas.microsoft.com/office/drawing/2016/5/12/chartex" xmlns:cx7="http://schemas.microsoft.com/office/drawing/2016/5/13/chartex" xmlns:cx8="http://schemas.microsoft.com/office/drawing/2016/5/14/chartex" xmlns:mc="http://schemas.openxmlformats.org/markup-compatibility/2006" xmlns:aink="http://schemas.microsoft.com/office/drawing/2016/ink" xmlns:am3d="http://schemas.microsoft.com/office/drawing/2017/model3d" xmlns:o="urn:schemas-microsoft-com:office:office" xmlns:oel="http://schemas.microsoft.com/office/2019/extlst" xmlns:r="http://schemas.openxmlformats.org/officeDocument/2006/relationships" xmlns:m="http://schemas.openxmlformats.org/officeDocument/2006/math" xmlns:v="urn:schemas-microsoft-com:vml" xmlns:wp14="http://schemas.microsoft.com/office/word/2010/wordprocessingDrawing" xmlns:wp="http://schemas.openxmlformats.org/drawingml/2006/wordprocessingDrawing" xmlns:w10="urn:schemas-microsoft-com:office:word" xmlns:w="http://schemas.openxmlformats.org/wordprocessingml/2006/main" xmlns:w14="http://schemas.microsoft.com/office/word/2010/wordml" xmlns:w15="http://schemas.microsoft.com/office/word/2012/wordml" xmlns:w16cex="http://schemas.microsoft.com/office/word/2018/wordml/cex" xmlns:w16cid="http://schemas.microsoft.com/office/word/2016/wordml/cid" xmlns:w16="http://schemas.microsoft.com/office/word/2018/wordml" xmlns:w16du="http://schemas.microsoft.com/office/word/2023/wordml/word16du" xmlns:w16sdtdh="http://schemas.microsoft.com/office/word/2020/wordml/sdtdatahash" xmlns:w16sdtfl="http://schemas.microsoft.com/office/word/2024/wordml/sdtformatlock" xmlns:w16se="http://schemas.microsoft.com/office/word/2015/wordml/symex" xmlns:wpg="http://schemas.microsoft.com/office/word/2010/wordprocessingGroup" xmlns:wpi="http://schemas.microsoft.com/office/word/2010/wordprocessingInk" xmlns:wne="http://schemas.microsoft.com/office/word/2006/wordml" xmlns:wps="http://schemas.microsoft.com/office/word/2010/wordprocessingShape" mc:Ignorable="w14 w15 w16se w16cid w16 w16cex w16sdtdh w16sdtfl w16du wp14">
   <w:footnote w:type="separator" w:id="-1">
     <w:p>
       <w:r>
@@ -2911,7 +2485,7 @@
 </file>
 
 <file path=word/styles.xml><?xml version="1.0" encoding="utf-8"?>
-<w:styles xmlns:mc="http://schemas.openxmlformats.org/markup-compatibility/2006" xmlns:r="http://schemas.openxmlformats.org/officeDocument/2006/relationships" xmlns:w="http://schemas.openxmlformats.org/wordprocessingml/2006/main" xmlns:w14="http://schemas.microsoft.com/office/word/2010/wordml" xmlns:w15="http://schemas.microsoft.com/office/word/2012/wordml" xmlns:w16se="http://schemas.microsoft.com/office/word/2015/wordml/symex" mc:Ignorable="w14 w15 w16se">
+<w:styles xmlns:mc="http://schemas.openxmlformats.org/markup-compatibility/2006" xmlns:r="http://schemas.openxmlformats.org/officeDocument/2006/relationships" xmlns:w="http://schemas.openxmlformats.org/wordprocessingml/2006/main" xmlns:w14="http://schemas.microsoft.com/office/word/2010/wordml" xmlns:w15="http://schemas.microsoft.com/office/word/2012/wordml" xmlns:w16cex="http://schemas.microsoft.com/office/word/2018/wordml/cex" xmlns:w16cid="http://schemas.microsoft.com/office/word/2016/wordml/cid" xmlns:w16="http://schemas.microsoft.com/office/word/2018/wordml" xmlns:w16du="http://schemas.microsoft.com/office/word/2023/wordml/word16du" xmlns:w16sdtdh="http://schemas.microsoft.com/office/word/2020/wordml/sdtdatahash" xmlns:w16sdtfl="http://schemas.microsoft.com/office/word/2024/wordml/sdtformatlock" xmlns:w16se="http://schemas.microsoft.com/office/word/2015/wordml/symex" mc:Ignorable="w14 w15 w16se w16cid w16 w16cex w16sdtdh w16sdtfl w16du">
   <w:docDefaults>
     <w:rPrDefault>
       <w:rPr>
@@ -2924,7 +2498,7 @@
     </w:rPrDefault>
     <w:pPrDefault/>
   </w:docDefaults>
-  <w:latentStyles w:defLockedState="0" w:defUIPriority="99" w:defSemiHidden="0" w:defUnhideWhenUsed="0" w:defQFormat="0" w:count="371">
+  <w:latentStyles w:defLockedState="0" w:defUIPriority="99" w:defSemiHidden="0" w:defUnhideWhenUsed="0" w:defQFormat="0" w:count="376">
     <w:lsdException w:name="Normal" w:uiPriority="0" w:qFormat="1"/>
     <w:lsdException w:name="heading 1" w:uiPriority="9" w:qFormat="1"/>
     <w:lsdException w:name="heading 2" w:semiHidden="1" w:uiPriority="9" w:unhideWhenUsed="1" w:qFormat="1"/>
@@ -3296,6 +2870,11 @@
     <w:lsdException w:name="List Table 5 Dark Accent 6" w:uiPriority="50"/>
     <w:lsdException w:name="List Table 6 Colorful Accent 6" w:uiPriority="51"/>
     <w:lsdException w:name="List Table 7 Colorful Accent 6" w:uiPriority="52"/>
+    <w:lsdException w:name="Mention" w:semiHidden="1" w:unhideWhenUsed="1"/>
+    <w:lsdException w:name="Smart Hyperlink" w:semiHidden="1" w:unhideWhenUsed="1"/>
+    <w:lsdException w:name="Hashtag" w:semiHidden="1" w:unhideWhenUsed="1"/>
+    <w:lsdException w:name="Unresolved Mention" w:semiHidden="1" w:unhideWhenUsed="1"/>
+    <w:lsdException w:name="Smart Link" w:semiHidden="1" w:unhideWhenUsed="1"/>
   </w:latentStyles>
   <w:style w:type="paragraph" w:default="1" w:styleId="a">
     <w:name w:val="Normal"/>
